--- a/resume_gianluigi_liguori.docx
+++ b/resume_gianluigi_liguori.docx
@@ -240,7 +240,18 @@
           <w:szCs w:val="28"/>
           <w:lang w:val="en-US"/>
         </w:rPr>
-        <w:t>CLOUD SOLUTION ARCHITECT</w:t>
+        <w:t xml:space="preserve">CLOUD SOLUTION </w:t>
+      </w:r>
+      <w:proofErr w:type="gramStart"/>
+      <w:r>
+        <w:rPr>
+          <w:rFonts w:ascii="Georgia" w:eastAsia="Georgia" w:hAnsi="Georgia" w:cs="Georgia"/>
+          <w:color w:val="FFFFFF"/>
+          <w:sz w:val="28"/>
+          <w:szCs w:val="28"/>
+          <w:lang w:val="en-US"/>
+        </w:rPr>
+        <w:t>ARCHITECT</w:t>
       </w:r>
       <w:r>
         <w:rPr>
@@ -250,7 +261,18 @@
           <w:szCs w:val="28"/>
           <w:lang w:val="en-US"/>
         </w:rPr>
-        <w:t xml:space="preserve"> @ </w:t>
+        <w:t xml:space="preserve"> @</w:t>
+      </w:r>
+      <w:proofErr w:type="gramEnd"/>
+      <w:r>
+        <w:rPr>
+          <w:rFonts w:ascii="Georgia" w:eastAsia="Georgia" w:hAnsi="Georgia" w:cs="Georgia"/>
+          <w:color w:val="FFFFFF"/>
+          <w:sz w:val="28"/>
+          <w:szCs w:val="28"/>
+          <w:lang w:val="en-US"/>
+        </w:rPr>
+        <w:t xml:space="preserve"> </w:t>
       </w:r>
       <w:r>
         <w:rPr>
@@ -278,7 +300,7 @@
     <w:tbl>
       <w:tblPr>
         <w:tblStyle w:val="TableGrid"/>
-        <w:tblW w:w="9880" w:type="dxa"/>
+        <w:tblW w:w="8049" w:type="dxa"/>
         <w:tblBorders>
           <w:top w:val="none" w:sz="0" w:space="0" w:color="auto"/>
           <w:left w:val="none" w:sz="0" w:space="0" w:color="auto"/>
@@ -291,8 +313,6 @@
         <w:tblLook w:val="04A0" w:firstRow="1" w:lastRow="0" w:firstColumn="1" w:lastColumn="0" w:noHBand="0" w:noVBand="1"/>
       </w:tblPr>
       <w:tblGrid>
-        <w:gridCol w:w="300"/>
-        <w:gridCol w:w="1531"/>
         <w:gridCol w:w="300"/>
         <w:gridCol w:w="2438"/>
         <w:gridCol w:w="297"/>
@@ -310,118 +330,6 @@
               <w:left w:w="0" w:type="dxa"/>
               <w:right w:w="0" w:type="dxa"/>
             </w:tcMar>
-          </w:tcPr>
-          <w:p>
-            <w:pPr>
-              <w:spacing w:before="30"/>
-              <w:ind w:right="-20"/>
-              <w:jc w:val="right"/>
-              <w:rPr>
-                <w:rFonts w:ascii="Georgia" w:eastAsia="Georgia" w:hAnsi="Georgia" w:cs="Georgia"/>
-                <w:color w:val="FFFFFF" w:themeColor="background1"/>
-                <w:lang w:val="en-US"/>
-              </w:rPr>
-            </w:pPr>
-            <w:bookmarkStart w:id="2" w:name="_Hlk89602339"/>
-            <w:r>
-              <w:rPr>
-                <w:noProof/>
-                <w:color w:val="FFFFFF" w:themeColor="background1"/>
-              </w:rPr>
-              <w:drawing>
-                <wp:inline distT="0" distB="0" distL="0" distR="0" wp14:anchorId="50104B08" wp14:editId="06589857">
-                  <wp:extent cx="168902" cy="168902"/>
-                  <wp:effectExtent l="0" t="0" r="3175" b="3175"/>
-                  <wp:docPr id="9" name="Graphic 9" descr="Receiver with solid fill"/>
-                  <wp:cNvGraphicFramePr>
-                    <a:graphicFrameLocks xmlns:a="http://schemas.openxmlformats.org/drawingml/2006/main" noChangeAspect="1"/>
-                  </wp:cNvGraphicFramePr>
-                  <a:graphic xmlns:a="http://schemas.openxmlformats.org/drawingml/2006/main">
-                    <a:graphicData uri="http://schemas.openxmlformats.org/drawingml/2006/picture">
-                      <pic:pic xmlns:pic="http://schemas.openxmlformats.org/drawingml/2006/picture">
-                        <pic:nvPicPr>
-                          <pic:cNvPr id="9" name="Graphic 9" descr="Receiver with solid fill"/>
-                          <pic:cNvPicPr/>
-                        </pic:nvPicPr>
-                        <pic:blipFill>
-                          <a:blip r:embed="rId9" cstate="print">
-                            <a:extLst>
-                              <a:ext uri="{28A0092B-C50C-407E-A947-70E740481C1C}">
-                                <a14:useLocalDpi xmlns:a14="http://schemas.microsoft.com/office/drawing/2010/main" val="0"/>
-                              </a:ext>
-                              <a:ext uri="{96DAC541-7B7A-43D3-8B79-37D633B846F1}">
-                                <asvg:svgBlip xmlns:asvg="http://schemas.microsoft.com/office/drawing/2016/SVG/main" r:embed="rId10"/>
-                              </a:ext>
-                            </a:extLst>
-                          </a:blip>
-                          <a:stretch>
-                            <a:fillRect/>
-                          </a:stretch>
-                        </pic:blipFill>
-                        <pic:spPr>
-                          <a:xfrm>
-                            <a:off x="0" y="0"/>
-                            <a:ext cx="191694" cy="191694"/>
-                          </a:xfrm>
-                          <a:prstGeom prst="rect">
-                            <a:avLst/>
-                          </a:prstGeom>
-                        </pic:spPr>
-                      </pic:pic>
-                    </a:graphicData>
-                  </a:graphic>
-                </wp:inline>
-              </w:drawing>
-            </w:r>
-            <w:r>
-              <w:rPr>
-                <w:lang w:val="en-US"/>
-              </w:rPr>
-              <w:t xml:space="preserve"> </w:t>
-            </w:r>
-          </w:p>
-        </w:tc>
-        <w:tc>
-          <w:tcPr>
-            <w:tcW w:w="1531" w:type="dxa"/>
-            <w:tcMar>
-              <w:left w:w="0" w:type="dxa"/>
-              <w:right w:w="0" w:type="dxa"/>
-            </w:tcMar>
-          </w:tcPr>
-          <w:p>
-            <w:pPr>
-              <w:spacing w:before="30"/>
-              <w:ind w:right="-20"/>
-              <w:rPr>
-                <w:rFonts w:ascii="Georgia" w:eastAsia="Georgia" w:hAnsi="Georgia" w:cs="Georgia"/>
-                <w:color w:val="FFFFFF"/>
-              </w:rPr>
-            </w:pPr>
-            <w:r>
-              <w:rPr>
-                <w:rFonts w:ascii="Georgia" w:eastAsia="Georgia" w:hAnsi="Georgia" w:cs="Georgia"/>
-                <w:color w:val="FFFFFF"/>
-                <w:lang w:val="en-US"/>
-              </w:rPr>
-              <w:t xml:space="preserve"> </w:t>
-            </w:r>
-            <w:r>
-              <w:rPr>
-                <w:rFonts w:ascii="Georgia" w:eastAsia="Georgia" w:hAnsi="Georgia" w:cs="Georgia"/>
-                <w:color w:val="FFFFFF"/>
-              </w:rPr>
-              <w:t>389 6403200</w:t>
-            </w:r>
-          </w:p>
-        </w:tc>
-        <w:tc>
-          <w:tcPr>
-            <w:tcW w:w="300" w:type="dxa"/>
-            <w:tcMar>
-              <w:left w:w="0" w:type="dxa"/>
-              <w:right w:w="0" w:type="dxa"/>
-            </w:tcMar>
             <w:vAlign w:val="center"/>
           </w:tcPr>
           <w:p>
@@ -434,6 +342,7 @@
                 <w:color w:val="FFFFFF"/>
               </w:rPr>
             </w:pPr>
+            <w:bookmarkStart w:id="2" w:name="_Hlk89602339"/>
             <w:r>
               <w:rPr>
                 <w:noProof/>
@@ -455,13 +364,13 @@
                           <pic:cNvPicPr/>
                         </pic:nvPicPr>
                         <pic:blipFill>
-                          <a:blip r:embed="rId11" cstate="print">
+                          <a:blip r:embed="rId9" cstate="print">
                             <a:extLst>
                               <a:ext uri="{28A0092B-C50C-407E-A947-70E740481C1C}">
                                 <a14:useLocalDpi xmlns:a14="http://schemas.microsoft.com/office/drawing/2010/main" val="0"/>
                               </a:ext>
                               <a:ext uri="{96DAC541-7B7A-43D3-8B79-37D633B846F1}">
-                                <asvg:svgBlip xmlns:asvg="http://schemas.microsoft.com/office/drawing/2016/SVG/main" r:embed="rId12"/>
+                                <asvg:svgBlip xmlns:asvg="http://schemas.microsoft.com/office/drawing/2016/SVG/main" r:embed="rId10"/>
                               </a:ext>
                             </a:extLst>
                           </a:blip>
@@ -522,14 +431,7 @@
                 <w:rFonts w:ascii="Georgia" w:eastAsia="Georgia" w:hAnsi="Georgia" w:cs="Georgia"/>
                 <w:color w:val="FFFFFF" w:themeColor="background1"/>
               </w:rPr>
-              <w:t xml:space="preserve">it </w:t>
-            </w:r>
-            <w:r>
-              <w:rPr>
-                <w:rFonts w:ascii="Georgia" w:eastAsia="Georgia" w:hAnsi="Georgia" w:cs="Georgia"/>
-                <w:color w:val="FFFFFF" w:themeColor="background1"/>
-              </w:rPr>
-              <w:t xml:space="preserve">        </w:t>
+              <w:t xml:space="preserve">it         </w:t>
             </w:r>
           </w:p>
         </w:tc>
@@ -572,13 +474,13 @@
                           <pic:cNvPicPr/>
                         </pic:nvPicPr>
                         <pic:blipFill>
-                          <a:blip r:embed="rId13" cstate="print">
+                          <a:blip r:embed="rId11" cstate="print">
                             <a:extLst>
                               <a:ext uri="{28A0092B-C50C-407E-A947-70E740481C1C}">
                                 <a14:useLocalDpi xmlns:a14="http://schemas.microsoft.com/office/drawing/2010/main" val="0"/>
                               </a:ext>
                               <a:ext uri="{96DAC541-7B7A-43D3-8B79-37D633B846F1}">
-                                <asvg:svgBlip xmlns:asvg="http://schemas.microsoft.com/office/drawing/2016/SVG/main" r:embed="rId14"/>
+                                <asvg:svgBlip xmlns:asvg="http://schemas.microsoft.com/office/drawing/2016/SVG/main" r:embed="rId12"/>
                               </a:ext>
                             </a:extLst>
                           </a:blip>
@@ -623,7 +525,7 @@
             <w:r>
               <w:t xml:space="preserve"> </w:t>
             </w:r>
-            <w:hyperlink r:id="rId15" w:history="1">
+            <w:hyperlink r:id="rId13" w:history="1">
               <w:r>
                 <w:rPr>
                   <w:rStyle w:val="Hyperlink"/>
@@ -659,16 +561,6 @@
         </w:rPr>
         <w:tab/>
       </w:r>
-    </w:p>
-    <w:p>
-      <w:pPr>
-        <w:spacing w:after="0" w:line="200" w:lineRule="exact"/>
-        <w:rPr>
-          <w:sz w:val="20"/>
-          <w:szCs w:val="20"/>
-          <w:lang w:val="en-US"/>
-        </w:rPr>
-      </w:pPr>
     </w:p>
     <w:bookmarkEnd w:id="0"/>
     <w:p>
@@ -2345,8 +2237,8 @@
         <w:rPr>
           <w:rFonts w:ascii="Arial" w:eastAsia="Arial" w:hAnsi="Arial" w:cs="Arial"/>
           <w:color w:val="58524E"/>
-          <w:sz w:val="24"/>
-          <w:szCs w:val="20"/>
+          <w:sz w:val="23"/>
+          <w:szCs w:val="23"/>
           <w:lang w:val="en-US"/>
         </w:rPr>
       </w:pPr>
@@ -2354,151 +2246,11 @@
         <w:rPr>
           <w:rFonts w:ascii="Arial" w:eastAsia="Arial" w:hAnsi="Arial" w:cs="Arial"/>
           <w:color w:val="58524E"/>
-          <w:sz w:val="24"/>
-          <w:szCs w:val="20"/>
+          <w:sz w:val="23"/>
+          <w:szCs w:val="23"/>
           <w:lang w:val="en-US"/>
         </w:rPr>
-        <w:t xml:space="preserve">Full stack developer, with solid </w:t>
-      </w:r>
-      <w:r>
-        <w:rPr>
-          <w:rFonts w:ascii="Arial" w:eastAsia="Arial" w:hAnsi="Arial" w:cs="Arial"/>
-          <w:color w:val="58524E"/>
-          <w:sz w:val="24"/>
-          <w:szCs w:val="20"/>
-          <w:lang w:val="en-US"/>
-        </w:rPr>
-        <w:t>architecture and infrastructure</w:t>
-      </w:r>
-      <w:r>
-        <w:rPr>
-          <w:rFonts w:ascii="Arial" w:eastAsia="Arial" w:hAnsi="Arial" w:cs="Arial"/>
-          <w:color w:val="58524E"/>
-          <w:sz w:val="24"/>
-          <w:szCs w:val="20"/>
-          <w:lang w:val="en-US"/>
-        </w:rPr>
-        <w:t xml:space="preserve"> attitudes. I love clean and good code. I always care about performance and </w:t>
-      </w:r>
-      <w:r>
-        <w:rPr>
-          <w:rFonts w:ascii="Arial" w:eastAsia="Arial" w:hAnsi="Arial" w:cs="Arial"/>
-          <w:color w:val="58524E"/>
-          <w:sz w:val="24"/>
-          <w:szCs w:val="20"/>
-          <w:lang w:val="en-US"/>
-        </w:rPr>
-        <w:t>software engineering</w:t>
-      </w:r>
-      <w:r>
-        <w:rPr>
-          <w:rFonts w:ascii="Arial" w:eastAsia="Arial" w:hAnsi="Arial" w:cs="Arial"/>
-          <w:color w:val="58524E"/>
-          <w:sz w:val="24"/>
-          <w:szCs w:val="20"/>
-          <w:lang w:val="en-US"/>
-        </w:rPr>
-        <w:t>.</w:t>
-      </w:r>
-      <w:r>
-        <w:rPr>
-          <w:rFonts w:ascii="Arial" w:eastAsia="Arial" w:hAnsi="Arial" w:cs="Arial"/>
-          <w:color w:val="58524E"/>
-          <w:sz w:val="24"/>
-          <w:szCs w:val="20"/>
-          <w:lang w:val="en-US"/>
-        </w:rPr>
-        <w:t xml:space="preserve"> </w:t>
-      </w:r>
-      <w:r>
-        <w:rPr>
-          <w:rFonts w:ascii="Arial" w:eastAsia="Arial" w:hAnsi="Arial" w:cs="Arial"/>
-          <w:color w:val="58524E"/>
-          <w:sz w:val="24"/>
-          <w:szCs w:val="20"/>
-          <w:lang w:val="en-US"/>
-        </w:rPr>
-        <w:t xml:space="preserve">I constantly follow and experiment </w:t>
-      </w:r>
-      <w:r>
-        <w:rPr>
-          <w:rFonts w:ascii="Arial" w:eastAsia="Arial" w:hAnsi="Arial" w:cs="Arial"/>
-          <w:color w:val="58524E"/>
-          <w:sz w:val="24"/>
-          <w:szCs w:val="20"/>
-          <w:lang w:val="en-US"/>
-        </w:rPr>
-        <w:t>cloud,</w:t>
-      </w:r>
-      <w:r>
-        <w:rPr>
-          <w:rFonts w:ascii="Arial" w:eastAsia="Arial" w:hAnsi="Arial" w:cs="Arial"/>
-          <w:color w:val="58524E"/>
-          <w:sz w:val="24"/>
-          <w:szCs w:val="20"/>
-          <w:lang w:val="en-US"/>
-        </w:rPr>
-        <w:t xml:space="preserve"> web</w:t>
-      </w:r>
-      <w:r>
-        <w:rPr>
-          <w:rFonts w:ascii="Arial" w:eastAsia="Arial" w:hAnsi="Arial" w:cs="Arial"/>
-          <w:color w:val="58524E"/>
-          <w:sz w:val="24"/>
-          <w:szCs w:val="20"/>
-          <w:lang w:val="en-US"/>
-        </w:rPr>
-        <w:t>,</w:t>
-      </w:r>
-      <w:r>
-        <w:rPr>
-          <w:rFonts w:ascii="Arial" w:eastAsia="Arial" w:hAnsi="Arial" w:cs="Arial"/>
-          <w:color w:val="58524E"/>
-          <w:sz w:val="24"/>
-          <w:szCs w:val="20"/>
-          <w:lang w:val="en-US"/>
-        </w:rPr>
-        <w:t xml:space="preserve"> mobile </w:t>
-      </w:r>
-      <w:r>
-        <w:rPr>
-          <w:rFonts w:ascii="Arial" w:eastAsia="Arial" w:hAnsi="Arial" w:cs="Arial"/>
-          <w:color w:val="58524E"/>
-          <w:sz w:val="24"/>
-          <w:szCs w:val="20"/>
-          <w:lang w:val="en-US"/>
-        </w:rPr>
-        <w:t xml:space="preserve">and IoT </w:t>
-      </w:r>
-      <w:r>
-        <w:rPr>
-          <w:rFonts w:ascii="Arial" w:eastAsia="Arial" w:hAnsi="Arial" w:cs="Arial"/>
-          <w:color w:val="58524E"/>
-          <w:sz w:val="24"/>
-          <w:szCs w:val="20"/>
-          <w:lang w:val="en-US"/>
-        </w:rPr>
-        <w:t>trends</w:t>
-      </w:r>
-      <w:r>
-        <w:rPr>
-          <w:rFonts w:ascii="Arial" w:eastAsia="Arial" w:hAnsi="Arial" w:cs="Arial"/>
-          <w:color w:val="58524E"/>
-          <w:sz w:val="24"/>
-          <w:szCs w:val="20"/>
-          <w:lang w:val="en-US"/>
-        </w:rPr>
-        <w:t xml:space="preserve"> to</w:t>
-      </w:r>
-      <w:r>
-        <w:rPr>
-          <w:rFonts w:ascii="Arial" w:eastAsia="Arial" w:hAnsi="Arial" w:cs="Arial"/>
-          <w:color w:val="58524E"/>
-          <w:sz w:val="24"/>
-          <w:szCs w:val="20"/>
-          <w:lang w:val="en-US"/>
-        </w:rPr>
-        <w:t xml:space="preserve"> offer professional consulting.</w:t>
+        <w:t>Cloud Solution Architect with deep expertise in designing and implementing enterprise-scale solutions on Azure. I specialize in Application Innovation, AI agent solutions, and modern development practices. Passionate about helping organizations transform through cloud-native architectures and AI-driven innovation.</w:t>
       </w:r>
     </w:p>
     <w:p>
@@ -2509,8 +2261,22 @@
         <w:rPr>
           <w:rFonts w:ascii="Arial" w:eastAsia="Arial" w:hAnsi="Arial" w:cs="Arial"/>
           <w:color w:val="58524E"/>
-          <w:sz w:val="24"/>
-          <w:szCs w:val="20"/>
+          <w:sz w:val="23"/>
+          <w:szCs w:val="23"/>
+          <w:lang w:val="en-US"/>
+        </w:rPr>
+      </w:pPr>
+    </w:p>
+    <w:p>
+      <w:pPr>
+        <w:spacing w:before="4" w:after="0"/>
+        <w:ind w:left="114" w:right="135"/>
+        <w:jc w:val="both"/>
+        <w:rPr>
+          <w:rFonts w:ascii="Arial" w:eastAsia="Arial" w:hAnsi="Arial" w:cs="Arial"/>
+          <w:color w:val="58524E"/>
+          <w:sz w:val="23"/>
+          <w:szCs w:val="23"/>
           <w:lang w:val="en-US"/>
         </w:rPr>
       </w:pPr>
@@ -2518,181 +2284,33 @@
         <w:rPr>
           <w:rFonts w:ascii="Arial" w:eastAsia="Arial" w:hAnsi="Arial" w:cs="Arial"/>
           <w:color w:val="58524E"/>
-          <w:sz w:val="24"/>
-          <w:szCs w:val="20"/>
+          <w:sz w:val="23"/>
+          <w:szCs w:val="23"/>
           <w:lang w:val="en-US"/>
         </w:rPr>
-        <w:t>P</w:t>
+        <w:t>I excel at bridging the gap between business requirements and technical solutions, leveraging Azure's full platform capabilities including PaaS, Serverless, Containers, and AI services. Expert in DevOps practices, GitHub &amp; GitHub Copilot, CI/CD pipelines, Infrastructure as Code (</w:t>
       </w:r>
+      <w:proofErr w:type="spellStart"/>
       <w:r>
         <w:rPr>
           <w:rFonts w:ascii="Arial" w:eastAsia="Arial" w:hAnsi="Arial" w:cs="Arial"/>
           <w:color w:val="58524E"/>
-          <w:sz w:val="24"/>
-          <w:szCs w:val="20"/>
+          <w:sz w:val="23"/>
+          <w:szCs w:val="23"/>
           <w:lang w:val="en-US"/>
         </w:rPr>
-        <w:t>roject / team management</w:t>
+        <w:t>IaC</w:t>
       </w:r>
+      <w:proofErr w:type="spellEnd"/>
       <w:r>
         <w:rPr>
           <w:rFonts w:ascii="Arial" w:eastAsia="Arial" w:hAnsi="Arial" w:cs="Arial"/>
           <w:color w:val="58524E"/>
-          <w:sz w:val="24"/>
-          <w:szCs w:val="20"/>
+          <w:sz w:val="23"/>
+          <w:szCs w:val="23"/>
           <w:lang w:val="en-US"/>
         </w:rPr>
-        <w:t xml:space="preserve"> abilities</w:t>
-      </w:r>
-      <w:r>
-        <w:rPr>
-          <w:rFonts w:ascii="Arial" w:eastAsia="Arial" w:hAnsi="Arial" w:cs="Arial"/>
-          <w:color w:val="58524E"/>
-          <w:sz w:val="24"/>
-          <w:szCs w:val="20"/>
-          <w:lang w:val="en-US"/>
-        </w:rPr>
-        <w:t>,</w:t>
-      </w:r>
-      <w:r>
-        <w:rPr>
-          <w:rFonts w:ascii="Arial" w:eastAsia="Arial" w:hAnsi="Arial" w:cs="Arial"/>
-          <w:color w:val="58524E"/>
-          <w:sz w:val="24"/>
-          <w:szCs w:val="20"/>
-          <w:lang w:val="en-US"/>
-        </w:rPr>
-        <w:t xml:space="preserve"> </w:t>
-      </w:r>
-      <w:r>
-        <w:rPr>
-          <w:rFonts w:ascii="Arial" w:eastAsia="Arial" w:hAnsi="Arial" w:cs="Arial"/>
-          <w:color w:val="58524E"/>
-          <w:sz w:val="24"/>
-          <w:szCs w:val="20"/>
-          <w:lang w:val="en-US"/>
-        </w:rPr>
-        <w:t>I develop software by</w:t>
-      </w:r>
-      <w:r>
-        <w:rPr>
-          <w:rFonts w:ascii="Arial" w:eastAsia="Arial" w:hAnsi="Arial" w:cs="Arial"/>
-          <w:color w:val="58524E"/>
-          <w:sz w:val="24"/>
-          <w:szCs w:val="20"/>
-          <w:lang w:val="en-US"/>
-        </w:rPr>
-        <w:t xml:space="preserve"> pushing the most widespread methodologies</w:t>
-      </w:r>
-      <w:r>
-        <w:rPr>
-          <w:rFonts w:ascii="Arial" w:eastAsia="Arial" w:hAnsi="Arial" w:cs="Arial"/>
-          <w:color w:val="58524E"/>
-          <w:sz w:val="24"/>
-          <w:szCs w:val="20"/>
-          <w:lang w:val="en-US"/>
-        </w:rPr>
-        <w:t xml:space="preserve">, </w:t>
-      </w:r>
-      <w:r>
-        <w:rPr>
-          <w:rFonts w:ascii="Arial" w:eastAsia="Arial" w:hAnsi="Arial" w:cs="Arial"/>
-          <w:color w:val="58524E"/>
-          <w:sz w:val="24"/>
-          <w:szCs w:val="20"/>
-          <w:lang w:val="en-US"/>
-        </w:rPr>
-        <w:t>practices</w:t>
-      </w:r>
-      <w:r>
-        <w:rPr>
-          <w:rFonts w:ascii="Arial" w:eastAsia="Arial" w:hAnsi="Arial" w:cs="Arial"/>
-          <w:color w:val="58524E"/>
-          <w:sz w:val="24"/>
-          <w:szCs w:val="20"/>
-          <w:lang w:val="en-US"/>
-        </w:rPr>
-        <w:t xml:space="preserve"> and technologies </w:t>
-      </w:r>
-      <w:r>
-        <w:rPr>
-          <w:rFonts w:ascii="Arial" w:eastAsia="Arial" w:hAnsi="Arial" w:cs="Arial"/>
-          <w:color w:val="58524E"/>
-          <w:sz w:val="24"/>
-          <w:szCs w:val="20"/>
-          <w:lang w:val="en-US"/>
-        </w:rPr>
-        <w:t>(</w:t>
-      </w:r>
-      <w:r>
-        <w:rPr>
-          <w:rFonts w:ascii="Arial" w:eastAsia="Arial" w:hAnsi="Arial" w:cs="Arial"/>
-          <w:color w:val="58524E"/>
-          <w:sz w:val="24"/>
-          <w:szCs w:val="20"/>
-          <w:lang w:val="en-US"/>
-        </w:rPr>
-        <w:t>Kanban, Agile, Scrum, xP, DevOps, TDD, CI/CD, IaC</w:t>
-      </w:r>
-      <w:r>
-        <w:rPr>
-          <w:rFonts w:ascii="Arial" w:eastAsia="Arial" w:hAnsi="Arial" w:cs="Arial"/>
-          <w:color w:val="58524E"/>
-          <w:sz w:val="24"/>
-          <w:szCs w:val="20"/>
-          <w:lang w:val="en-US"/>
-        </w:rPr>
-        <w:t>,</w:t>
-      </w:r>
-      <w:r>
-        <w:rPr>
-          <w:rFonts w:ascii="Arial" w:eastAsia="Arial" w:hAnsi="Arial" w:cs="Arial"/>
-          <w:color w:val="58524E"/>
-          <w:sz w:val="24"/>
-          <w:szCs w:val="20"/>
-          <w:lang w:val="en-US"/>
-        </w:rPr>
-        <w:t xml:space="preserve"> Cloud Native,</w:t>
-      </w:r>
-      <w:r>
-        <w:rPr>
-          <w:rFonts w:ascii="Arial" w:eastAsia="Arial" w:hAnsi="Arial" w:cs="Arial"/>
-          <w:color w:val="58524E"/>
-          <w:sz w:val="24"/>
-          <w:szCs w:val="20"/>
-          <w:lang w:val="en-US"/>
-        </w:rPr>
-        <w:t xml:space="preserve"> </w:t>
-      </w:r>
-      <w:r>
-        <w:rPr>
-          <w:rFonts w:ascii="Arial" w:eastAsia="Arial" w:hAnsi="Arial" w:cs="Arial"/>
-          <w:color w:val="58524E"/>
-          <w:sz w:val="24"/>
-          <w:szCs w:val="20"/>
-          <w:lang w:val="en-US"/>
-        </w:rPr>
-        <w:t>Microservices</w:t>
-      </w:r>
-      <w:r>
-        <w:rPr>
-          <w:rFonts w:ascii="Arial" w:eastAsia="Arial" w:hAnsi="Arial" w:cs="Arial"/>
-          <w:color w:val="58524E"/>
-          <w:sz w:val="24"/>
-          <w:szCs w:val="20"/>
-          <w:lang w:val="en-US"/>
-        </w:rPr>
-        <w:t>, AI</w:t>
-      </w:r>
-      <w:r>
-        <w:rPr>
-          <w:rFonts w:ascii="Arial" w:eastAsia="Arial" w:hAnsi="Arial" w:cs="Arial"/>
-          <w:color w:val="58524E"/>
-          <w:sz w:val="24"/>
-          <w:szCs w:val="20"/>
-          <w:lang w:val="en-US"/>
-        </w:rPr>
-        <w:t>).</w:t>
+        <w:t>), and modern software engineering methodologies (Agile, Scrum, DevOps, Cloud Native, Microservices). I lead technical engagements, architect solutions, and empower development teams to build scalable, secure, and cost-effective cloud applications.</w:t>
       </w:r>
     </w:p>
     <w:p>
@@ -4517,7 +4135,7 @@
                 <w:sz w:val="20"/>
                 <w:szCs w:val="20"/>
               </w:rPr>
-              <w:t>Languages</w:t>
+              <w:t>Language</w:t>
             </w:r>
           </w:p>
         </w:tc>
@@ -4854,7 +4472,17 @@
                 <w:sz w:val="20"/>
                 <w:szCs w:val="20"/>
               </w:rPr>
-              <w:t>Tecnologies and Frameworks</w:t>
+              <w:t>Technologies</w:t>
+            </w:r>
+            <w:r>
+              <w:rPr>
+                <w:rFonts w:ascii="Georgia" w:eastAsia="Georgia" w:hAnsi="Georgia" w:cs="Georgia"/>
+                <w:b/>
+                <w:color w:val="58524E"/>
+                <w:sz w:val="20"/>
+                <w:szCs w:val="20"/>
+              </w:rPr>
+              <w:t xml:space="preserve"> and Frameworks</w:t>
             </w:r>
           </w:p>
         </w:tc>
@@ -4879,14 +4507,32 @@
                 <w:color w:val="58524E"/>
                 <w:lang w:eastAsia="en-US"/>
               </w:rPr>
-              <w:t xml:space="preserve">Docker; Kubernetes; </w:t>
-            </w:r>
+              <w:t xml:space="preserve">Docker; </w:t>
+            </w:r>
+            <w:proofErr w:type="spellStart"/>
             <w:r>
               <w:rPr>
                 <w:rFonts w:ascii="Arial" w:eastAsia="Arial" w:hAnsi="Arial" w:cs="Arial"/>
                 <w:color w:val="58524E"/>
                 <w:lang w:eastAsia="en-US"/>
               </w:rPr>
+              <w:t>Kubernetes</w:t>
+            </w:r>
+            <w:proofErr w:type="spellEnd"/>
+            <w:r>
+              <w:rPr>
+                <w:rFonts w:ascii="Arial" w:eastAsia="Arial" w:hAnsi="Arial" w:cs="Arial"/>
+                <w:color w:val="58524E"/>
+                <w:lang w:eastAsia="en-US"/>
+              </w:rPr>
+              <w:t xml:space="preserve">; </w:t>
+            </w:r>
+            <w:r>
+              <w:rPr>
+                <w:rFonts w:ascii="Arial" w:eastAsia="Arial" w:hAnsi="Arial" w:cs="Arial"/>
+                <w:color w:val="58524E"/>
+                <w:lang w:eastAsia="en-US"/>
+              </w:rPr>
               <w:t>.NET</w:t>
             </w:r>
             <w:r>
@@ -4903,7 +4549,7 @@
                 <w:color w:val="58524E"/>
                 <w:lang w:eastAsia="en-US"/>
               </w:rPr>
-              <w:t xml:space="preserve"> ASP.NET (Razor Pages, MVC</w:t>
+              <w:t xml:space="preserve"> ASP.NET (</w:t>
             </w:r>
             <w:r>
               <w:rPr>
@@ -4911,7 +4557,7 @@
                 <w:color w:val="58524E"/>
                 <w:lang w:eastAsia="en-US"/>
               </w:rPr>
-              <w:t>, SignalR</w:t>
+              <w:t xml:space="preserve">Blazor, </w:t>
             </w:r>
             <w:r>
               <w:rPr>
@@ -4919,7 +4565,7 @@
                 <w:color w:val="58524E"/>
                 <w:lang w:eastAsia="en-US"/>
               </w:rPr>
-              <w:t>, WebApi, Web Forms)</w:t>
+              <w:t>Razor Pages, MVC</w:t>
             </w:r>
             <w:r>
               <w:rPr>
@@ -4927,44 +4573,101 @@
                 <w:color w:val="58524E"/>
                 <w:lang w:eastAsia="en-US"/>
               </w:rPr>
+              <w:t xml:space="preserve">, </w:t>
+            </w:r>
+            <w:proofErr w:type="spellStart"/>
+            <w:r>
+              <w:rPr>
+                <w:rFonts w:ascii="Arial" w:eastAsia="Arial" w:hAnsi="Arial" w:cs="Arial"/>
+                <w:color w:val="58524E"/>
+                <w:lang w:eastAsia="en-US"/>
+              </w:rPr>
+              <w:t>SignalR</w:t>
+            </w:r>
+            <w:proofErr w:type="spellEnd"/>
+            <w:r>
+              <w:rPr>
+                <w:rFonts w:ascii="Arial" w:eastAsia="Arial" w:hAnsi="Arial" w:cs="Arial"/>
+                <w:color w:val="58524E"/>
+                <w:lang w:eastAsia="en-US"/>
+              </w:rPr>
+              <w:t xml:space="preserve">, </w:t>
+            </w:r>
+            <w:proofErr w:type="spellStart"/>
+            <w:r>
+              <w:rPr>
+                <w:rFonts w:ascii="Arial" w:eastAsia="Arial" w:hAnsi="Arial" w:cs="Arial"/>
+                <w:color w:val="58524E"/>
+                <w:lang w:eastAsia="en-US"/>
+              </w:rPr>
+              <w:t>WebApi</w:t>
+            </w:r>
+            <w:proofErr w:type="spellEnd"/>
+            <w:r>
+              <w:rPr>
+                <w:rFonts w:ascii="Arial" w:eastAsia="Arial" w:hAnsi="Arial" w:cs="Arial"/>
+                <w:color w:val="58524E"/>
+                <w:lang w:eastAsia="en-US"/>
+              </w:rPr>
+              <w:t>, Web Forms</w:t>
+            </w:r>
+            <w:r>
+              <w:rPr>
+                <w:rFonts w:ascii="Arial" w:eastAsia="Arial" w:hAnsi="Arial" w:cs="Arial"/>
+                <w:color w:val="58524E"/>
+                <w:lang w:eastAsia="en-US"/>
+              </w:rPr>
+              <w:t>)</w:t>
+            </w:r>
+            <w:r>
+              <w:rPr>
+                <w:rFonts w:ascii="Arial" w:eastAsia="Arial" w:hAnsi="Arial" w:cs="Arial"/>
+                <w:color w:val="58524E"/>
+              </w:rPr>
               <w:t xml:space="preserve">; </w:t>
             </w:r>
-            <w:r>
-              <w:rPr>
-                <w:rFonts w:ascii="Arial" w:eastAsia="Arial" w:hAnsi="Arial" w:cs="Arial"/>
-                <w:color w:val="58524E"/>
-              </w:rPr>
-              <w:t>Blazo</w:t>
-            </w:r>
-            <w:r>
-              <w:rPr>
-                <w:rFonts w:ascii="Arial" w:eastAsia="Arial" w:hAnsi="Arial" w:cs="Arial"/>
-                <w:color w:val="58524E"/>
-              </w:rPr>
-              <w:t xml:space="preserve">r; </w:t>
-            </w:r>
+            <w:proofErr w:type="spellStart"/>
             <w:r>
               <w:rPr>
                 <w:rFonts w:ascii="Arial" w:eastAsia="Arial" w:hAnsi="Arial" w:cs="Arial"/>
                 <w:color w:val="58524E"/>
                 <w:lang w:eastAsia="en-US"/>
               </w:rPr>
-              <w:t xml:space="preserve">EntityFramework; MAUI; Windows Forms; WPF; </w:t>
-            </w:r>
+              <w:t>EntityFramework</w:t>
+            </w:r>
+            <w:proofErr w:type="spellEnd"/>
             <w:r>
               <w:rPr>
                 <w:rFonts w:ascii="Arial" w:eastAsia="Arial" w:hAnsi="Arial" w:cs="Arial"/>
                 <w:color w:val="58524E"/>
                 <w:lang w:eastAsia="en-US"/>
               </w:rPr>
-              <w:t>Angular;</w:t>
-            </w:r>
+              <w:t xml:space="preserve">; MAUI; Windows Forms; WPF; </w:t>
+            </w:r>
+            <w:proofErr w:type="spellStart"/>
             <w:r>
               <w:rPr>
                 <w:rFonts w:ascii="Arial" w:eastAsia="Arial" w:hAnsi="Arial" w:cs="Arial"/>
                 <w:color w:val="58524E"/>
                 <w:lang w:eastAsia="en-US"/>
               </w:rPr>
+              <w:t>Angular</w:t>
+            </w:r>
+            <w:proofErr w:type="spellEnd"/>
+            <w:r>
+              <w:rPr>
+                <w:rFonts w:ascii="Arial" w:eastAsia="Arial" w:hAnsi="Arial" w:cs="Arial"/>
+                <w:color w:val="58524E"/>
+                <w:lang w:eastAsia="en-US"/>
+              </w:rPr>
+              <w:t>;</w:t>
+            </w:r>
+            <w:r>
+              <w:rPr>
+                <w:rFonts w:ascii="Arial" w:eastAsia="Arial" w:hAnsi="Arial" w:cs="Arial"/>
+                <w:color w:val="58524E"/>
+                <w:lang w:eastAsia="en-US"/>
+              </w:rPr>
               <w:t xml:space="preserve"> React;</w:t>
             </w:r>
             <w:r>
@@ -4983,20 +4686,30 @@
               </w:rPr>
               <w:t xml:space="preserve">Ajax; </w:t>
             </w:r>
+            <w:proofErr w:type="spellStart"/>
             <w:r>
               <w:rPr>
                 <w:rFonts w:ascii="Arial" w:eastAsia="Arial" w:hAnsi="Arial" w:cs="Arial"/>
                 <w:color w:val="58524E"/>
                 <w:lang w:eastAsia="en-US"/>
               </w:rPr>
-              <w:t>jQuery;</w:t>
-            </w:r>
+              <w:t>jQuery</w:t>
+            </w:r>
+            <w:proofErr w:type="spellEnd"/>
             <w:r>
               <w:rPr>
                 <w:rFonts w:ascii="Arial" w:eastAsia="Arial" w:hAnsi="Arial" w:cs="Arial"/>
                 <w:color w:val="58524E"/>
                 <w:lang w:eastAsia="en-US"/>
               </w:rPr>
+              <w:t>;</w:t>
+            </w:r>
+            <w:r>
+              <w:rPr>
+                <w:rFonts w:ascii="Arial" w:eastAsia="Arial" w:hAnsi="Arial" w:cs="Arial"/>
+                <w:color w:val="58524E"/>
+                <w:lang w:eastAsia="en-US"/>
+              </w:rPr>
               <w:t xml:space="preserve"> </w:t>
             </w:r>
             <w:r>
@@ -5005,16 +4718,35 @@
                 <w:color w:val="58524E"/>
                 <w:lang w:eastAsia="en-US"/>
               </w:rPr>
-              <w:t>Bootstrap; NodeJS;</w:t>
-            </w:r>
+              <w:t xml:space="preserve">Bootstrap; </w:t>
+            </w:r>
+            <w:proofErr w:type="spellStart"/>
             <w:r>
               <w:rPr>
                 <w:rFonts w:ascii="Arial" w:eastAsia="Arial" w:hAnsi="Arial" w:cs="Arial"/>
                 <w:color w:val="58524E"/>
                 <w:lang w:eastAsia="en-US"/>
               </w:rPr>
+              <w:t>NodeJS</w:t>
+            </w:r>
+            <w:proofErr w:type="spellEnd"/>
+            <w:r>
+              <w:rPr>
+                <w:rFonts w:ascii="Arial" w:eastAsia="Arial" w:hAnsi="Arial" w:cs="Arial"/>
+                <w:color w:val="58524E"/>
+                <w:lang w:eastAsia="en-US"/>
+              </w:rPr>
+              <w:t>;</w:t>
+            </w:r>
+            <w:r>
+              <w:rPr>
+                <w:rFonts w:ascii="Arial" w:eastAsia="Arial" w:hAnsi="Arial" w:cs="Arial"/>
+                <w:color w:val="58524E"/>
+                <w:lang w:eastAsia="en-US"/>
+              </w:rPr>
               <w:t xml:space="preserve"> </w:t>
             </w:r>
+            <w:proofErr w:type="spellStart"/>
             <w:r>
               <w:rPr>
                 <w:rFonts w:ascii="Arial" w:eastAsia="Arial" w:hAnsi="Arial" w:cs="Arial"/>
@@ -5031,6 +4763,7 @@
               </w:rPr>
               <w:t>st</w:t>
             </w:r>
+            <w:proofErr w:type="spellEnd"/>
             <w:r>
               <w:rPr>
                 <w:rFonts w:ascii="Arial" w:eastAsia="Arial" w:hAnsi="Arial" w:cs="Arial"/>
@@ -5193,7 +4926,15 @@
                 <w:color w:val="58524E"/>
                 <w:lang w:val="en-US" w:eastAsia="en-US"/>
               </w:rPr>
-              <w:t xml:space="preserve"> CosmosDB</w:t>
+              <w:t xml:space="preserve"> </w:t>
+            </w:r>
+            <w:r>
+              <w:rPr>
+                <w:rFonts w:ascii="Arial" w:eastAsia="Arial" w:hAnsi="Arial" w:cs="Arial"/>
+                <w:color w:val="58524E"/>
+                <w:lang w:val="en-US" w:eastAsia="en-US"/>
+              </w:rPr>
+              <w:t>Cosmos DB</w:t>
             </w:r>
             <w:r>
               <w:rPr>
@@ -5285,7 +5026,17 @@
                 <w:sz w:val="20"/>
                 <w:szCs w:val="20"/>
               </w:rPr>
-              <w:t>Project/Team Management</w:t>
+              <w:t xml:space="preserve">SDLC </w:t>
+            </w:r>
+            <w:r>
+              <w:rPr>
+                <w:rFonts w:ascii="Georgia" w:eastAsia="Georgia" w:hAnsi="Georgia" w:cs="Georgia"/>
+                <w:b/>
+                <w:color w:val="58524E"/>
+                <w:sz w:val="20"/>
+                <w:szCs w:val="20"/>
+              </w:rPr>
+              <w:t>Platform</w:t>
             </w:r>
           </w:p>
         </w:tc>
@@ -5319,38 +5070,6 @@
                 <w:lang w:val="en-US" w:eastAsia="en-US"/>
               </w:rPr>
               <w:t>Azure DevOps;</w:t>
-            </w:r>
-            <w:r>
-              <w:rPr>
-                <w:rFonts w:ascii="Arial" w:eastAsia="Arial" w:hAnsi="Arial" w:cs="Arial"/>
-                <w:color w:val="58524E"/>
-                <w:lang w:val="en-US" w:eastAsia="en-US"/>
-              </w:rPr>
-              <w:t xml:space="preserve"> Microsoft Teams; </w:t>
-            </w:r>
-            <w:r>
-              <w:rPr>
-                <w:rFonts w:ascii="Arial" w:eastAsia="Arial" w:hAnsi="Arial" w:cs="Arial"/>
-                <w:color w:val="58524E"/>
-                <w:lang w:val="en-US" w:eastAsia="en-US"/>
-              </w:rPr>
-              <w:t>T</w:t>
-            </w:r>
-            <w:r>
-              <w:rPr>
-                <w:rFonts w:ascii="Arial" w:eastAsia="Arial" w:hAnsi="Arial" w:cs="Arial"/>
-                <w:color w:val="58524E"/>
-                <w:lang w:val="en-US" w:eastAsia="en-US"/>
-              </w:rPr>
-              <w:t xml:space="preserve">rello; Slack; Microsoft Project; </w:t>
-            </w:r>
-            <w:r>
-              <w:rPr>
-                <w:rFonts w:ascii="Arial" w:eastAsia="Arial" w:hAnsi="Arial" w:cs="Arial"/>
-                <w:color w:val="58524E"/>
-                <w:lang w:val="en-US" w:eastAsia="en-US"/>
-              </w:rPr>
-              <w:t>GitLab;</w:t>
             </w:r>
           </w:p>
         </w:tc>
@@ -5418,7 +5137,7 @@
                 <w:sz w:val="20"/>
                 <w:szCs w:val="20"/>
               </w:rPr>
-              <w:t>Platforms</w:t>
+              <w:t>Platform</w:t>
             </w:r>
           </w:p>
         </w:tc>
@@ -7347,6 +7066,7 @@
           </mc:Fallback>
         </mc:AlternateContent>
       </w:r>
+      <w:proofErr w:type="spellStart"/>
       <w:r>
         <w:rPr>
           <w:rFonts w:ascii="Georgia" w:eastAsia="Georgia" w:hAnsi="Georgia" w:cs="Georgia"/>
@@ -7367,6 +7087,7 @@
         </w:rPr>
         <w:t>ducation</w:t>
       </w:r>
+      <w:proofErr w:type="spellEnd"/>
     </w:p>
     <w:tbl>
       <w:tblPr>
@@ -7541,7 +7262,29 @@
                 <w:szCs w:val="20"/>
                 <w:lang w:val="en-US"/>
               </w:rPr>
-              <w:t>“C.A. Dalla Chiesa” in Afragola (NA) with a final vote of 96/100</w:t>
+              <w:t xml:space="preserve">“C.A. Dalla Chiesa” in </w:t>
+            </w:r>
+            <w:proofErr w:type="spellStart"/>
+            <w:r>
+              <w:rPr>
+                <w:rFonts w:ascii="Arial" w:eastAsia="Arial" w:hAnsi="Arial" w:cs="Arial"/>
+                <w:color w:val="58524E"/>
+                <w:sz w:val="20"/>
+                <w:szCs w:val="20"/>
+                <w:lang w:val="en-US"/>
+              </w:rPr>
+              <w:t>Afragola</w:t>
+            </w:r>
+            <w:proofErr w:type="spellEnd"/>
+            <w:r>
+              <w:rPr>
+                <w:rFonts w:ascii="Arial" w:eastAsia="Arial" w:hAnsi="Arial" w:cs="Arial"/>
+                <w:color w:val="58524E"/>
+                <w:sz w:val="20"/>
+                <w:szCs w:val="20"/>
+                <w:lang w:val="en-US"/>
+              </w:rPr>
+              <w:t xml:space="preserve"> (NA) with a final vote of 96/100</w:t>
             </w:r>
           </w:p>
         </w:tc>
@@ -7596,13 +7339,13 @@
                     <pic:cNvPicPr/>
                   </pic:nvPicPr>
                   <pic:blipFill>
-                    <a:blip r:embed="rId16">
+                    <a:blip r:embed="rId14">
                       <a:extLst>
                         <a:ext uri="{28A0092B-C50C-407E-A947-70E740481C1C}">
                           <a14:useLocalDpi xmlns:a14="http://schemas.microsoft.com/office/drawing/2010/main" val="0"/>
                         </a:ext>
                         <a:ext uri="{96DAC541-7B7A-43D3-8B79-37D633B846F1}">
-                          <asvg:svgBlip xmlns:asvg="http://schemas.microsoft.com/office/drawing/2016/SVG/main" r:embed="rId17"/>
+                          <asvg:svgBlip xmlns:asvg="http://schemas.microsoft.com/office/drawing/2016/SVG/main" r:embed="rId15"/>
                         </a:ext>
                       </a:extLst>
                     </a:blip>
@@ -7890,7 +7633,7 @@
           <w:lang w:val="en-US"/>
         </w:rPr>
       </w:pPr>
-      <w:hyperlink r:id="rId18" w:history="1">
+      <w:hyperlink r:id="rId16" w:history="1">
         <w:bookmarkEnd w:id="3"/>
         <w:bookmarkEnd w:id="4"/>
         <w:r>
@@ -10503,15 +10246,7 @@
                 <w:color w:val="58524E"/>
                 <w:lang w:val="en-US" w:eastAsia="en-US"/>
               </w:rPr>
-              <w:t>I own the overall technical relationship between the customer and Microsoft Azure Applications Development Platform. I contribute to Azure Applications Development technical engagements including architectural design sessions, specific implementation projects and/or pilots.</w:t>
-            </w:r>
-            <w:r>
-              <w:rPr>
-                <w:rFonts w:ascii="Arial" w:eastAsia="Arial" w:hAnsi="Arial" w:cs="Arial"/>
-                <w:color w:val="58524E"/>
-                <w:lang w:val="en-US" w:eastAsia="en-US"/>
-              </w:rPr>
-              <w:t xml:space="preserve"> </w:t>
+              <w:t>I lead technical engagements in the Cloud and AI Solutions area, specializing in Application Innovation. I architect and guide the implementation of enterprise-scale solutions on Azure, helping customers leverage cutting-edge AI agent capabilities, modern application platforms, and DevOps practices. I conduct architectural design sessions, develop proof-of-concepts, and drive technical adoption of Azure services including AI, containers, serverless, and cloud-native architectures. I also empower development teams through GitHub and GitHub Copilot expertise, enabling them to build better software faster.</w:t>
             </w:r>
             <w:r>
               <w:rPr>
@@ -10564,7 +10299,27 @@
                 <w:szCs w:val="20"/>
                 <w:lang w:val="en-US"/>
               </w:rPr>
-              <w:t>Azure (IaaS, PaaS, Serverless, Container), DevOps, GitHub, .NET, Visual Studio</w:t>
+              <w:t>Azure AI Foundry (</w:t>
+            </w:r>
+            <w:r>
+              <w:rPr>
+                <w:rFonts w:ascii="Arial" w:eastAsia="Arial" w:hAnsi="Arial" w:cs="Arial"/>
+                <w:color w:val="58524E"/>
+                <w:sz w:val="20"/>
+                <w:szCs w:val="20"/>
+                <w:lang w:val="en-US"/>
+              </w:rPr>
+              <w:t>AI Models</w:t>
+            </w:r>
+            <w:r>
+              <w:rPr>
+                <w:rFonts w:ascii="Arial" w:eastAsia="Arial" w:hAnsi="Arial" w:cs="Arial"/>
+                <w:color w:val="58524E"/>
+                <w:sz w:val="20"/>
+                <w:szCs w:val="20"/>
+                <w:lang w:val="en-US"/>
+              </w:rPr>
+              <w:t>, Foundry Tools, AI Search), Application Innovation (App Service, Container Apps, AKS, Functions), DevOps &amp; SDLC (Azure DevOps, GitHub, GitHub Copilot, GitHub Actions), Cloud Architecture (Microservices, Event-Driven, Serverless), Modern Development (.NET, Visual Studio, VS Code)</w:t>
             </w:r>
           </w:p>
         </w:tc>
@@ -10834,7 +10589,25 @@
                 <w:color w:val="58524E"/>
                 <w:lang w:val="en-US" w:eastAsia="en-US"/>
               </w:rPr>
-              <w:t>I provide leadership to development teams that are deploying solutions using the latest development tools and methodologies. I work together with experienced developers to ensure customers have the skills to develop, deploy and maintain their solution in line with industry best practices.</w:t>
+              <w:t xml:space="preserve">I provide leadership to development teams that </w:t>
+            </w:r>
+            <w:proofErr w:type="gramStart"/>
+            <w:r>
+              <w:rPr>
+                <w:rFonts w:ascii="Arial" w:eastAsia="Arial" w:hAnsi="Arial" w:cs="Arial"/>
+                <w:color w:val="58524E"/>
+                <w:lang w:val="en-US" w:eastAsia="en-US"/>
+              </w:rPr>
+              <w:t>are deploying</w:t>
+            </w:r>
+            <w:proofErr w:type="gramEnd"/>
+            <w:r>
+              <w:rPr>
+                <w:rFonts w:ascii="Arial" w:eastAsia="Arial" w:hAnsi="Arial" w:cs="Arial"/>
+                <w:color w:val="58524E"/>
+                <w:lang w:val="en-US" w:eastAsia="en-US"/>
+              </w:rPr>
+              <w:t xml:space="preserve"> solutions using the latest development tools and methodologies. I work together with experienced developers to ensure customers have the skills to develop, deploy and maintain their solution in line with industry best practices.</w:t>
             </w:r>
           </w:p>
         </w:tc>
@@ -11185,7 +10958,25 @@
                 <w:color w:val="58524E"/>
                 <w:lang w:val="en-US" w:eastAsia="en-US"/>
               </w:rPr>
-              <w:t>NodeJS, Javascript, HTML, Angular, Elect</w:t>
+              <w:t xml:space="preserve">NodeJS, </w:t>
+            </w:r>
+            <w:proofErr w:type="spellStart"/>
+            <w:r>
+              <w:rPr>
+                <w:rFonts w:ascii="Arial" w:eastAsia="Arial" w:hAnsi="Arial" w:cs="Arial"/>
+                <w:color w:val="58524E"/>
+                <w:lang w:val="en-US" w:eastAsia="en-US"/>
+              </w:rPr>
+              <w:t>Javascript</w:t>
+            </w:r>
+            <w:proofErr w:type="spellEnd"/>
+            <w:r>
+              <w:rPr>
+                <w:rFonts w:ascii="Arial" w:eastAsia="Arial" w:hAnsi="Arial" w:cs="Arial"/>
+                <w:color w:val="58524E"/>
+                <w:lang w:val="en-US" w:eastAsia="en-US"/>
+              </w:rPr>
+              <w:t>, HTML, Angular, Elect</w:t>
             </w:r>
             <w:r>
               <w:rPr>
@@ -11201,8 +10992,72 @@
                 <w:color w:val="58524E"/>
                 <w:lang w:val="en-US" w:eastAsia="en-US"/>
               </w:rPr>
-              <w:t>on, rsyslog, RabbitMQ, ElasticSearch, Logstash, Kibana, Beats, hawkBit, SailsJS</w:t>
-            </w:r>
+              <w:t xml:space="preserve">on, </w:t>
+            </w:r>
+            <w:proofErr w:type="spellStart"/>
+            <w:r>
+              <w:rPr>
+                <w:rFonts w:ascii="Arial" w:eastAsia="Arial" w:hAnsi="Arial" w:cs="Arial"/>
+                <w:color w:val="58524E"/>
+                <w:lang w:val="en-US" w:eastAsia="en-US"/>
+              </w:rPr>
+              <w:t>rsyslog</w:t>
+            </w:r>
+            <w:proofErr w:type="spellEnd"/>
+            <w:r>
+              <w:rPr>
+                <w:rFonts w:ascii="Arial" w:eastAsia="Arial" w:hAnsi="Arial" w:cs="Arial"/>
+                <w:color w:val="58524E"/>
+                <w:lang w:val="en-US" w:eastAsia="en-US"/>
+              </w:rPr>
+              <w:t xml:space="preserve">, RabbitMQ, </w:t>
+            </w:r>
+            <w:proofErr w:type="spellStart"/>
+            <w:r>
+              <w:rPr>
+                <w:rFonts w:ascii="Arial" w:eastAsia="Arial" w:hAnsi="Arial" w:cs="Arial"/>
+                <w:color w:val="58524E"/>
+                <w:lang w:val="en-US" w:eastAsia="en-US"/>
+              </w:rPr>
+              <w:t>ElasticSearch</w:t>
+            </w:r>
+            <w:proofErr w:type="spellEnd"/>
+            <w:r>
+              <w:rPr>
+                <w:rFonts w:ascii="Arial" w:eastAsia="Arial" w:hAnsi="Arial" w:cs="Arial"/>
+                <w:color w:val="58524E"/>
+                <w:lang w:val="en-US" w:eastAsia="en-US"/>
+              </w:rPr>
+              <w:t xml:space="preserve">, Logstash, Kibana, Beats, </w:t>
+            </w:r>
+            <w:proofErr w:type="spellStart"/>
+            <w:r>
+              <w:rPr>
+                <w:rFonts w:ascii="Arial" w:eastAsia="Arial" w:hAnsi="Arial" w:cs="Arial"/>
+                <w:color w:val="58524E"/>
+                <w:lang w:val="en-US" w:eastAsia="en-US"/>
+              </w:rPr>
+              <w:t>hawkBit</w:t>
+            </w:r>
+            <w:proofErr w:type="spellEnd"/>
+            <w:r>
+              <w:rPr>
+                <w:rFonts w:ascii="Arial" w:eastAsia="Arial" w:hAnsi="Arial" w:cs="Arial"/>
+                <w:color w:val="58524E"/>
+                <w:lang w:val="en-US" w:eastAsia="en-US"/>
+              </w:rPr>
+              <w:t xml:space="preserve">, </w:t>
+            </w:r>
+            <w:proofErr w:type="spellStart"/>
+            <w:r>
+              <w:rPr>
+                <w:rFonts w:ascii="Arial" w:eastAsia="Arial" w:hAnsi="Arial" w:cs="Arial"/>
+                <w:color w:val="58524E"/>
+                <w:lang w:val="en-US" w:eastAsia="en-US"/>
+              </w:rPr>
+              <w:t>SailsJS</w:t>
+            </w:r>
+            <w:proofErr w:type="spellEnd"/>
           </w:p>
           <w:p>
             <w:pPr>
@@ -11312,7 +11167,25 @@
                 <w:color w:val="58524E"/>
                 <w:lang w:val="en-US" w:eastAsia="en-US"/>
               </w:rPr>
-              <w:t xml:space="preserve">C#, Javascript, </w:t>
+              <w:t xml:space="preserve">C#, </w:t>
+            </w:r>
+            <w:proofErr w:type="spellStart"/>
+            <w:r>
+              <w:rPr>
+                <w:rFonts w:ascii="Arial" w:eastAsia="Arial" w:hAnsi="Arial" w:cs="Arial"/>
+                <w:color w:val="58524E"/>
+                <w:lang w:val="en-US" w:eastAsia="en-US"/>
+              </w:rPr>
+              <w:t>Javascript</w:t>
+            </w:r>
+            <w:proofErr w:type="spellEnd"/>
+            <w:r>
+              <w:rPr>
+                <w:rFonts w:ascii="Arial" w:eastAsia="Arial" w:hAnsi="Arial" w:cs="Arial"/>
+                <w:color w:val="58524E"/>
+                <w:lang w:val="en-US" w:eastAsia="en-US"/>
+              </w:rPr>
+              <w:t xml:space="preserve">, </w:t>
             </w:r>
             <w:r>
               <w:rPr>
@@ -11475,7 +11348,31 @@
                 <w:szCs w:val="26"/>
                 <w:lang w:val="en-US" w:eastAsia="en-US"/>
               </w:rPr>
-              <w:t>EURIS GROUP s.p.a.</w:t>
+              <w:t xml:space="preserve">EURIS GROUP </w:t>
+            </w:r>
+            <w:proofErr w:type="spellStart"/>
+            <w:r>
+              <w:rPr>
+                <w:rFonts w:ascii="Arial" w:eastAsia="Arial" w:hAnsi="Arial" w:cs="Arial"/>
+                <w:b/>
+                <w:color w:val="58524E"/>
+                <w:sz w:val="26"/>
+                <w:szCs w:val="26"/>
+                <w:lang w:val="en-US" w:eastAsia="en-US"/>
+              </w:rPr>
+              <w:t>s.p.a</w:t>
+            </w:r>
+            <w:proofErr w:type="spellEnd"/>
+            <w:r>
+              <w:rPr>
+                <w:rFonts w:ascii="Arial" w:eastAsia="Arial" w:hAnsi="Arial" w:cs="Arial"/>
+                <w:b/>
+                <w:color w:val="58524E"/>
+                <w:sz w:val="26"/>
+                <w:szCs w:val="26"/>
+                <w:lang w:val="en-US" w:eastAsia="en-US"/>
+              </w:rPr>
+              <w:t>.</w:t>
             </w:r>
           </w:p>
         </w:tc>
@@ -11724,6 +11621,7 @@
                 <w:color w:val="58524E"/>
                 <w:lang w:val="en-US" w:eastAsia="en-US"/>
               </w:rPr>
+              <w:lastRenderedPageBreak/>
               <w:t>-</w:t>
             </w:r>
             <w:r>
@@ -11786,7 +11684,43 @@
                 <w:color w:val="58524E"/>
                 <w:lang w:val="en-US"/>
               </w:rPr>
-              <w:t>C#, SQL Server, EntityFramework, WebServices SOAP, Angular</w:t>
+              <w:t xml:space="preserve">C#, SQL Server, </w:t>
+            </w:r>
+            <w:proofErr w:type="spellStart"/>
+            <w:r>
+              <w:rPr>
+                <w:rFonts w:ascii="Arial" w:eastAsia="Arial" w:hAnsi="Arial" w:cs="Arial"/>
+                <w:color w:val="58524E"/>
+                <w:lang w:val="en-US"/>
+              </w:rPr>
+              <w:t>EntityFramework</w:t>
+            </w:r>
+            <w:proofErr w:type="spellEnd"/>
+            <w:r>
+              <w:rPr>
+                <w:rFonts w:ascii="Arial" w:eastAsia="Arial" w:hAnsi="Arial" w:cs="Arial"/>
+                <w:color w:val="58524E"/>
+                <w:lang w:val="en-US"/>
+              </w:rPr>
+              <w:t xml:space="preserve">, </w:t>
+            </w:r>
+            <w:proofErr w:type="spellStart"/>
+            <w:r>
+              <w:rPr>
+                <w:rFonts w:ascii="Arial" w:eastAsia="Arial" w:hAnsi="Arial" w:cs="Arial"/>
+                <w:color w:val="58524E"/>
+                <w:lang w:val="en-US"/>
+              </w:rPr>
+              <w:t>WebServices</w:t>
+            </w:r>
+            <w:proofErr w:type="spellEnd"/>
+            <w:r>
+              <w:rPr>
+                <w:rFonts w:ascii="Arial" w:eastAsia="Arial" w:hAnsi="Arial" w:cs="Arial"/>
+                <w:color w:val="58524E"/>
+                <w:lang w:val="en-US"/>
+              </w:rPr>
+              <w:t xml:space="preserve"> SOAP, Angular</w:t>
             </w:r>
           </w:p>
           <w:p>
@@ -11821,7 +11755,6 @@
                 <w:color w:val="58524E"/>
                 <w:lang w:val="en-US" w:eastAsia="en-US"/>
               </w:rPr>
-              <w:lastRenderedPageBreak/>
               <w:t>-</w:t>
             </w:r>
             <w:r>
@@ -11880,7 +11813,25 @@
                 <w:color w:val="58524E"/>
                 <w:lang w:val="en-US"/>
               </w:rPr>
-              <w:t>C#, SQL Server, EntityFramework, ASP.NET Web API, Swagger, Angular</w:t>
+              <w:t xml:space="preserve">C#, SQL Server, </w:t>
+            </w:r>
+            <w:proofErr w:type="spellStart"/>
+            <w:r>
+              <w:rPr>
+                <w:rFonts w:ascii="Arial" w:eastAsia="Arial" w:hAnsi="Arial" w:cs="Arial"/>
+                <w:color w:val="58524E"/>
+                <w:lang w:val="en-US"/>
+              </w:rPr>
+              <w:t>EntityFramework</w:t>
+            </w:r>
+            <w:proofErr w:type="spellEnd"/>
+            <w:r>
+              <w:rPr>
+                <w:rFonts w:ascii="Arial" w:eastAsia="Arial" w:hAnsi="Arial" w:cs="Arial"/>
+                <w:color w:val="58524E"/>
+                <w:lang w:val="en-US"/>
+              </w:rPr>
+              <w:t>, ASP.NET Web API, Swagger, Angular</w:t>
             </w:r>
           </w:p>
         </w:tc>
@@ -11913,7 +11864,6 @@
                 <w:sz w:val="20"/>
                 <w:szCs w:val="20"/>
               </w:rPr>
-              <w:lastRenderedPageBreak/>
               <w:t>Period</w:t>
             </w:r>
           </w:p>
@@ -12228,7 +12178,43 @@
                 <w:color w:val="58524E"/>
                 <w:lang w:val="en-US" w:eastAsia="en-US"/>
               </w:rPr>
-              <w:t>ASP.NET Web Form, C#, EntityFramework, HTML, CSS, jQuery, SQL Server, WebServices SOAP</w:t>
+              <w:t xml:space="preserve">ASP.NET Web Form, C#, </w:t>
+            </w:r>
+            <w:proofErr w:type="spellStart"/>
+            <w:r>
+              <w:rPr>
+                <w:rFonts w:ascii="Arial" w:eastAsia="Arial" w:hAnsi="Arial" w:cs="Arial"/>
+                <w:color w:val="58524E"/>
+                <w:lang w:val="en-US" w:eastAsia="en-US"/>
+              </w:rPr>
+              <w:t>EntityFramework</w:t>
+            </w:r>
+            <w:proofErr w:type="spellEnd"/>
+            <w:r>
+              <w:rPr>
+                <w:rFonts w:ascii="Arial" w:eastAsia="Arial" w:hAnsi="Arial" w:cs="Arial"/>
+                <w:color w:val="58524E"/>
+                <w:lang w:val="en-US" w:eastAsia="en-US"/>
+              </w:rPr>
+              <w:t xml:space="preserve">, HTML, CSS, jQuery, SQL Server, </w:t>
+            </w:r>
+            <w:proofErr w:type="spellStart"/>
+            <w:r>
+              <w:rPr>
+                <w:rFonts w:ascii="Arial" w:eastAsia="Arial" w:hAnsi="Arial" w:cs="Arial"/>
+                <w:color w:val="58524E"/>
+                <w:lang w:val="en-US" w:eastAsia="en-US"/>
+              </w:rPr>
+              <w:t>WebServices</w:t>
+            </w:r>
+            <w:proofErr w:type="spellEnd"/>
+            <w:r>
+              <w:rPr>
+                <w:rFonts w:ascii="Arial" w:eastAsia="Arial" w:hAnsi="Arial" w:cs="Arial"/>
+                <w:color w:val="58524E"/>
+                <w:lang w:val="en-US" w:eastAsia="en-US"/>
+              </w:rPr>
+              <w:t xml:space="preserve"> SOAP</w:t>
             </w:r>
           </w:p>
           <w:p>
@@ -12452,7 +12438,25 @@
                 <w:color w:val="58524E"/>
                 <w:lang w:val="en-US" w:eastAsia="en-US"/>
               </w:rPr>
-              <w:t>Windows Form, Visual Basic.NET, SQL Server, Access, Crystal Report, WebServices REST, Dapper</w:t>
+              <w:t xml:space="preserve">Windows Form, Visual Basic.NET, SQL Server, Access, Crystal Report, </w:t>
+            </w:r>
+            <w:proofErr w:type="spellStart"/>
+            <w:r>
+              <w:rPr>
+                <w:rFonts w:ascii="Arial" w:eastAsia="Arial" w:hAnsi="Arial" w:cs="Arial"/>
+                <w:color w:val="58524E"/>
+                <w:lang w:val="en-US" w:eastAsia="en-US"/>
+              </w:rPr>
+              <w:t>WebServices</w:t>
+            </w:r>
+            <w:proofErr w:type="spellEnd"/>
+            <w:r>
+              <w:rPr>
+                <w:rFonts w:ascii="Arial" w:eastAsia="Arial" w:hAnsi="Arial" w:cs="Arial"/>
+                <w:color w:val="58524E"/>
+                <w:lang w:val="en-US" w:eastAsia="en-US"/>
+              </w:rPr>
+              <w:t xml:space="preserve"> REST, Dapper</w:t>
             </w:r>
           </w:p>
           <w:p>
@@ -12574,7 +12578,25 @@
                 <w:color w:val="58524E"/>
                 <w:lang w:val="en-US" w:eastAsia="en-US"/>
               </w:rPr>
-              <w:t xml:space="preserve"> which provided: registration, payment processing, the attendance register children with the aid of a tablet also used for the digital signature from the parents, the organization of transport, meals and cash management.</w:t>
+              <w:t xml:space="preserve"> which provided: registration, payment processing, the attendance </w:t>
+            </w:r>
+            <w:proofErr w:type="gramStart"/>
+            <w:r>
+              <w:rPr>
+                <w:rFonts w:ascii="Arial" w:eastAsia="Arial" w:hAnsi="Arial" w:cs="Arial"/>
+                <w:color w:val="58524E"/>
+                <w:lang w:val="en-US" w:eastAsia="en-US"/>
+              </w:rPr>
+              <w:t>register</w:t>
+            </w:r>
+            <w:proofErr w:type="gramEnd"/>
+            <w:r>
+              <w:rPr>
+                <w:rFonts w:ascii="Arial" w:eastAsia="Arial" w:hAnsi="Arial" w:cs="Arial"/>
+                <w:color w:val="58524E"/>
+                <w:lang w:val="en-US" w:eastAsia="en-US"/>
+              </w:rPr>
+              <w:t xml:space="preserve"> children with the aid of a tablet also used for the digital signature from the parents, the organization of transport, meals and cash management.</w:t>
             </w:r>
           </w:p>
           <w:p>
@@ -12613,7 +12635,43 @@
                 <w:color w:val="58524E"/>
                 <w:lang w:val="en-US" w:eastAsia="en-US"/>
               </w:rPr>
-              <w:t>/XAML, C#, EntityFramework, SQL Server, WebServices REST</w:t>
+              <w:t xml:space="preserve">/XAML, C#, </w:t>
+            </w:r>
+            <w:proofErr w:type="spellStart"/>
+            <w:r>
+              <w:rPr>
+                <w:rFonts w:ascii="Arial" w:eastAsia="Arial" w:hAnsi="Arial" w:cs="Arial"/>
+                <w:color w:val="58524E"/>
+                <w:lang w:val="en-US" w:eastAsia="en-US"/>
+              </w:rPr>
+              <w:t>EntityFramework</w:t>
+            </w:r>
+            <w:proofErr w:type="spellEnd"/>
+            <w:r>
+              <w:rPr>
+                <w:rFonts w:ascii="Arial" w:eastAsia="Arial" w:hAnsi="Arial" w:cs="Arial"/>
+                <w:color w:val="58524E"/>
+                <w:lang w:val="en-US" w:eastAsia="en-US"/>
+              </w:rPr>
+              <w:t xml:space="preserve">, SQL Server, </w:t>
+            </w:r>
+            <w:proofErr w:type="spellStart"/>
+            <w:r>
+              <w:rPr>
+                <w:rFonts w:ascii="Arial" w:eastAsia="Arial" w:hAnsi="Arial" w:cs="Arial"/>
+                <w:color w:val="58524E"/>
+                <w:lang w:val="en-US" w:eastAsia="en-US"/>
+              </w:rPr>
+              <w:t>WebServices</w:t>
+            </w:r>
+            <w:proofErr w:type="spellEnd"/>
+            <w:r>
+              <w:rPr>
+                <w:rFonts w:ascii="Arial" w:eastAsia="Arial" w:hAnsi="Arial" w:cs="Arial"/>
+                <w:color w:val="58524E"/>
+                <w:lang w:val="en-US" w:eastAsia="en-US"/>
+              </w:rPr>
+              <w:t xml:space="preserve"> REST</w:t>
             </w:r>
           </w:p>
         </w:tc>
@@ -12944,7 +13002,25 @@
                 <w:color w:val="58524E"/>
                 <w:lang w:val="en-US" w:eastAsia="en-US"/>
               </w:rPr>
-              <w:t>ASP.NET Web Form, C#, SQL Embedded, HTML, CSS, SQL Server, WebServices SOAP</w:t>
+              <w:t xml:space="preserve">ASP.NET Web Form, C#, SQL Embedded, HTML, CSS, SQL Server, </w:t>
+            </w:r>
+            <w:proofErr w:type="spellStart"/>
+            <w:r>
+              <w:rPr>
+                <w:rFonts w:ascii="Arial" w:eastAsia="Arial" w:hAnsi="Arial" w:cs="Arial"/>
+                <w:color w:val="58524E"/>
+                <w:lang w:val="en-US" w:eastAsia="en-US"/>
+              </w:rPr>
+              <w:t>WebServices</w:t>
+            </w:r>
+            <w:proofErr w:type="spellEnd"/>
+            <w:r>
+              <w:rPr>
+                <w:rFonts w:ascii="Arial" w:eastAsia="Arial" w:hAnsi="Arial" w:cs="Arial"/>
+                <w:color w:val="58524E"/>
+                <w:lang w:val="en-US" w:eastAsia="en-US"/>
+              </w:rPr>
+              <w:t xml:space="preserve"> SOAP</w:t>
             </w:r>
           </w:p>
           <w:p>
@@ -13034,7 +13110,16 @@
                 <w:color w:val="58524E"/>
                 <w:lang w:val="en-US" w:eastAsia="en-US"/>
               </w:rPr>
-              <w:t>Development of the ASTM protocol (ISO/IEC8802) for interfacing with medical equipment for clinical analysis.</w:t>
+              <w:t xml:space="preserve">Development of the ASTM protocol (ISO/IEC8802) for interfacing </w:t>
+            </w:r>
+            <w:r>
+              <w:rPr>
+                <w:rFonts w:ascii="Arial" w:eastAsia="Arial" w:hAnsi="Arial" w:cs="Arial"/>
+                <w:color w:val="58524E"/>
+                <w:lang w:val="en-US" w:eastAsia="en-US"/>
+              </w:rPr>
+              <w:lastRenderedPageBreak/>
+              <w:t>with medical equipment for clinical analysis.</w:t>
             </w:r>
             <w:r>
               <w:rPr>
@@ -13091,7 +13176,6 @@
                 <w:color w:val="58524E"/>
                 <w:lang w:val="en-US" w:eastAsia="en-US"/>
               </w:rPr>
-              <w:lastRenderedPageBreak/>
               <w:t xml:space="preserve">Technologies: </w:t>
             </w:r>
             <w:r>
@@ -13100,7 +13184,25 @@
                 <w:color w:val="58524E"/>
                 <w:lang w:val="en-US" w:eastAsia="en-US"/>
               </w:rPr>
-              <w:t>Windows Form, Visual Basic.NET, SQL Embedded, HTML, CSS, SQL Server, WebServices SOAP, Crystal Report</w:t>
+              <w:t xml:space="preserve">Windows Form, Visual Basic.NET, SQL Embedded, HTML, CSS, SQL Server, </w:t>
+            </w:r>
+            <w:proofErr w:type="spellStart"/>
+            <w:r>
+              <w:rPr>
+                <w:rFonts w:ascii="Arial" w:eastAsia="Arial" w:hAnsi="Arial" w:cs="Arial"/>
+                <w:color w:val="58524E"/>
+                <w:lang w:val="en-US" w:eastAsia="en-US"/>
+              </w:rPr>
+              <w:t>WebServices</w:t>
+            </w:r>
+            <w:proofErr w:type="spellEnd"/>
+            <w:r>
+              <w:rPr>
+                <w:rFonts w:ascii="Arial" w:eastAsia="Arial" w:hAnsi="Arial" w:cs="Arial"/>
+                <w:color w:val="58524E"/>
+                <w:lang w:val="en-US" w:eastAsia="en-US"/>
+              </w:rPr>
+              <w:t xml:space="preserve"> SOAP, Crystal Report</w:t>
             </w:r>
           </w:p>
           <w:p>
@@ -13167,7 +13269,43 @@
                 <w:color w:val="58524E"/>
                 <w:lang w:val="en-US" w:eastAsia="en-US"/>
               </w:rPr>
-              <w:t>Development of a software for the complete management of the law office with the sharing of deadlines using mobile devices.</w:t>
+              <w:t xml:space="preserve">Development of </w:t>
+            </w:r>
+            <w:proofErr w:type="gramStart"/>
+            <w:r>
+              <w:rPr>
+                <w:rFonts w:ascii="Arial" w:eastAsia="Arial" w:hAnsi="Arial" w:cs="Arial"/>
+                <w:color w:val="58524E"/>
+                <w:lang w:val="en-US" w:eastAsia="en-US"/>
+              </w:rPr>
+              <w:t>a software</w:t>
+            </w:r>
+            <w:proofErr w:type="gramEnd"/>
+            <w:r>
+              <w:rPr>
+                <w:rFonts w:ascii="Arial" w:eastAsia="Arial" w:hAnsi="Arial" w:cs="Arial"/>
+                <w:color w:val="58524E"/>
+                <w:lang w:val="en-US" w:eastAsia="en-US"/>
+              </w:rPr>
+              <w:t xml:space="preserve"> for </w:t>
+            </w:r>
+            <w:proofErr w:type="gramStart"/>
+            <w:r>
+              <w:rPr>
+                <w:rFonts w:ascii="Arial" w:eastAsia="Arial" w:hAnsi="Arial" w:cs="Arial"/>
+                <w:color w:val="58524E"/>
+                <w:lang w:val="en-US" w:eastAsia="en-US"/>
+              </w:rPr>
+              <w:t>the complete</w:t>
+            </w:r>
+            <w:proofErr w:type="gramEnd"/>
+            <w:r>
+              <w:rPr>
+                <w:rFonts w:ascii="Arial" w:eastAsia="Arial" w:hAnsi="Arial" w:cs="Arial"/>
+                <w:color w:val="58524E"/>
+                <w:lang w:val="en-US" w:eastAsia="en-US"/>
+              </w:rPr>
+              <w:t xml:space="preserve"> management of the law office with the sharing of deadlines using mobile devices.</w:t>
             </w:r>
           </w:p>
           <w:p>
@@ -13196,7 +13334,25 @@
                 <w:color w:val="58524E"/>
                 <w:lang w:val="en-US" w:eastAsia="en-US"/>
               </w:rPr>
-              <w:t xml:space="preserve">Windows Form, C#, SQL Embedded, Crystal Report, Sql Server, Windows Mobile, SQL Server CE </w:t>
+              <w:t xml:space="preserve">Windows Form, C#, SQL Embedded, Crystal Report, </w:t>
+            </w:r>
+            <w:proofErr w:type="spellStart"/>
+            <w:r>
+              <w:rPr>
+                <w:rFonts w:ascii="Arial" w:eastAsia="Arial" w:hAnsi="Arial" w:cs="Arial"/>
+                <w:color w:val="58524E"/>
+                <w:lang w:val="en-US" w:eastAsia="en-US"/>
+              </w:rPr>
+              <w:t>Sql</w:t>
+            </w:r>
+            <w:proofErr w:type="spellEnd"/>
+            <w:r>
+              <w:rPr>
+                <w:rFonts w:ascii="Arial" w:eastAsia="Arial" w:hAnsi="Arial" w:cs="Arial"/>
+                <w:color w:val="58524E"/>
+                <w:lang w:val="en-US" w:eastAsia="en-US"/>
+              </w:rPr>
+              <w:t xml:space="preserve"> Server, Windows Mobile, SQL Server CE </w:t>
             </w:r>
           </w:p>
           <w:p>
@@ -13254,7 +13410,6 @@
           <w:noProof/>
           <w:lang w:eastAsia="it-IT"/>
         </w:rPr>
-        <w:lastRenderedPageBreak/>
         <mc:AlternateContent>
           <mc:Choice Requires="wpg">
             <w:drawing>
@@ -15143,6 +15298,7 @@
                 <w:szCs w:val="20"/>
               </w:rPr>
             </w:pPr>
+            <w:proofErr w:type="gramStart"/>
             <w:r>
               <w:rPr>
                 <w:rFonts w:ascii="Arial" w:eastAsia="Georgia" w:hAnsi="Arial" w:cs="Arial"/>
@@ -15153,6 +15309,7 @@
               </w:rPr>
               <w:t>Location</w:t>
             </w:r>
+            <w:proofErr w:type="gramEnd"/>
           </w:p>
         </w:tc>
         <w:tc>
@@ -15173,7 +15330,7 @@
                 <w:szCs w:val="20"/>
               </w:rPr>
             </w:pPr>
-            <w:hyperlink r:id="rId19" w:history="1">
+            <w:hyperlink r:id="rId17" w:history="1">
               <w:r>
                 <w:rPr>
                   <w:rStyle w:val="Hyperlink"/>
@@ -15269,6 +15426,7 @@
                 <w:szCs w:val="20"/>
               </w:rPr>
             </w:pPr>
+            <w:proofErr w:type="spellStart"/>
             <w:r>
               <w:rPr>
                 <w:rFonts w:ascii="Arial" w:eastAsia="Georgia" w:hAnsi="Arial" w:cs="Arial"/>
@@ -15279,6 +15437,7 @@
               </w:rPr>
               <w:t>Description</w:t>
             </w:r>
+            <w:proofErr w:type="spellEnd"/>
           </w:p>
         </w:tc>
         <w:tc>
@@ -15494,6 +15653,7 @@
                 <w:lang w:eastAsia="en-US"/>
               </w:rPr>
             </w:pPr>
+            <w:proofErr w:type="spellStart"/>
             <w:r>
               <w:rPr>
                 <w:rFonts w:ascii="Arial" w:eastAsia="Arial" w:hAnsi="Arial" w:cs="Arial"/>
@@ -15504,6 +15664,7 @@
               </w:rPr>
               <w:t>Savings</w:t>
             </w:r>
+            <w:proofErr w:type="spellEnd"/>
           </w:p>
         </w:tc>
       </w:tr>
@@ -15528,6 +15689,7 @@
                 <w:szCs w:val="20"/>
               </w:rPr>
             </w:pPr>
+            <w:proofErr w:type="gramStart"/>
             <w:r>
               <w:rPr>
                 <w:rFonts w:ascii="Arial" w:eastAsia="Georgia" w:hAnsi="Arial" w:cs="Arial"/>
@@ -15538,6 +15700,7 @@
               </w:rPr>
               <w:t>Location</w:t>
             </w:r>
+            <w:proofErr w:type="gramEnd"/>
           </w:p>
         </w:tc>
         <w:tc>
@@ -15558,7 +15721,7 @@
                 <w:szCs w:val="20"/>
               </w:rPr>
             </w:pPr>
-            <w:hyperlink r:id="rId20" w:history="1">
+            <w:hyperlink r:id="rId18" w:history="1">
               <w:r>
                 <w:rPr>
                   <w:rStyle w:val="Hyperlink"/>
@@ -15654,6 +15817,7 @@
                 <w:szCs w:val="20"/>
               </w:rPr>
             </w:pPr>
+            <w:proofErr w:type="spellStart"/>
             <w:r>
               <w:rPr>
                 <w:rFonts w:ascii="Arial" w:eastAsia="Georgia" w:hAnsi="Arial" w:cs="Arial"/>
@@ -15664,6 +15828,7 @@
               </w:rPr>
               <w:t>Description</w:t>
             </w:r>
+            <w:proofErr w:type="spellEnd"/>
           </w:p>
         </w:tc>
         <w:tc>
@@ -15825,6 +15990,7 @@
                 <w:lang w:eastAsia="en-US"/>
               </w:rPr>
             </w:pPr>
+            <w:proofErr w:type="spellStart"/>
             <w:r>
               <w:rPr>
                 <w:rFonts w:ascii="Arial" w:eastAsia="Arial" w:hAnsi="Arial" w:cs="Arial"/>
@@ -15833,7 +15999,18 @@
                 <w:sz w:val="24"/>
                 <w:lang w:eastAsia="en-US"/>
               </w:rPr>
-              <w:t>ChessBoard Plus</w:t>
+              <w:t>ChessBoard</w:t>
+            </w:r>
+            <w:proofErr w:type="spellEnd"/>
+            <w:r>
+              <w:rPr>
+                <w:rFonts w:ascii="Arial" w:eastAsia="Arial" w:hAnsi="Arial" w:cs="Arial"/>
+                <w:b/>
+                <w:color w:val="58524E"/>
+                <w:sz w:val="24"/>
+                <w:lang w:eastAsia="en-US"/>
+              </w:rPr>
+              <w:t xml:space="preserve"> Plus</w:t>
             </w:r>
           </w:p>
         </w:tc>
@@ -15859,6 +16036,7 @@
                 <w:szCs w:val="20"/>
               </w:rPr>
             </w:pPr>
+            <w:proofErr w:type="gramStart"/>
             <w:r>
               <w:rPr>
                 <w:rFonts w:ascii="Arial" w:eastAsia="Georgia" w:hAnsi="Arial" w:cs="Arial"/>
@@ -15869,6 +16047,7 @@
               </w:rPr>
               <w:t>Location</w:t>
             </w:r>
+            <w:proofErr w:type="gramEnd"/>
           </w:p>
         </w:tc>
         <w:tc>
@@ -15889,7 +16068,7 @@
                 <w:szCs w:val="20"/>
               </w:rPr>
             </w:pPr>
-            <w:hyperlink r:id="rId21" w:history="1">
+            <w:hyperlink r:id="rId19" w:history="1">
               <w:r>
                 <w:rPr>
                   <w:rStyle w:val="Hyperlink"/>
@@ -15983,6 +16162,7 @@
                 <w:szCs w:val="20"/>
               </w:rPr>
             </w:pPr>
+            <w:proofErr w:type="spellStart"/>
             <w:r>
               <w:rPr>
                 <w:rFonts w:ascii="Arial" w:eastAsia="Georgia" w:hAnsi="Arial" w:cs="Arial"/>
@@ -15993,6 +16173,7 @@
               </w:rPr>
               <w:t>Description</w:t>
             </w:r>
+            <w:proofErr w:type="spellEnd"/>
           </w:p>
         </w:tc>
         <w:tc>
@@ -16172,6 +16353,7 @@
                 <w:szCs w:val="20"/>
               </w:rPr>
             </w:pPr>
+            <w:proofErr w:type="gramStart"/>
             <w:r>
               <w:rPr>
                 <w:rFonts w:ascii="Arial" w:eastAsia="Georgia" w:hAnsi="Arial" w:cs="Arial"/>
@@ -16182,6 +16364,7 @@
               </w:rPr>
               <w:t>Location</w:t>
             </w:r>
+            <w:proofErr w:type="gramEnd"/>
           </w:p>
         </w:tc>
         <w:tc>
@@ -16202,7 +16385,7 @@
                 <w:szCs w:val="20"/>
               </w:rPr>
             </w:pPr>
-            <w:hyperlink r:id="rId22" w:history="1">
+            <w:hyperlink r:id="rId20" w:history="1">
               <w:r>
                 <w:rPr>
                   <w:rStyle w:val="Hyperlink"/>
@@ -16296,6 +16479,7 @@
                 <w:szCs w:val="20"/>
               </w:rPr>
             </w:pPr>
+            <w:proofErr w:type="spellStart"/>
             <w:r>
               <w:rPr>
                 <w:rFonts w:ascii="Arial" w:eastAsia="Georgia" w:hAnsi="Arial" w:cs="Arial"/>
@@ -16306,6 +16490,7 @@
               </w:rPr>
               <w:t>Description</w:t>
             </w:r>
+            <w:proofErr w:type="spellEnd"/>
           </w:p>
         </w:tc>
         <w:tc>
@@ -16410,7 +16595,7 @@
       </w:pPr>
     </w:p>
     <w:sectPr>
-      <w:footerReference w:type="default" r:id="rId23"/>
+      <w:footerReference w:type="default" r:id="rId21"/>
       <w:type w:val="continuous"/>
       <w:pgSz w:w="11920" w:h="16840"/>
       <w:pgMar w:top="900" w:right="1100" w:bottom="280" w:left="1020" w:header="0" w:footer="170" w:gutter="0"/>
@@ -16778,48 +16963,6 @@
               <w:lang w:val="en-US"/>
             </w:rPr>
             <w:t>Contacts</w:t>
-          </w:r>
-        </w:p>
-        <w:p>
-          <w:pPr>
-            <w:pStyle w:val="Footer"/>
-            <w:rPr>
-              <w:color w:val="595959" w:themeColor="text1" w:themeTint="A6"/>
-              <w:sz w:val="14"/>
-              <w:lang w:val="en-US"/>
-            </w:rPr>
-          </w:pPr>
-          <w:r>
-            <w:rPr>
-              <w:color w:val="595959" w:themeColor="text1" w:themeTint="A6"/>
-              <w:sz w:val="14"/>
-              <w:lang w:val="en-US"/>
-            </w:rPr>
-            <w:t>Phone</w:t>
-          </w:r>
-          <w:r>
-            <w:rPr>
-              <w:color w:val="595959" w:themeColor="text1" w:themeTint="A6"/>
-              <w:sz w:val="14"/>
-              <w:lang w:val="en-US"/>
-            </w:rPr>
-            <w:t xml:space="preserve">: </w:t>
-          </w:r>
-          <w:r>
-            <w:rPr>
-              <w:color w:val="595959" w:themeColor="text1" w:themeTint="A6"/>
-              <w:sz w:val="14"/>
-              <w:lang w:val="en-US"/>
-            </w:rPr>
-            <w:t>+39</w:t>
-          </w:r>
-          <w:r>
-            <w:rPr>
-              <w:color w:val="595959" w:themeColor="text1" w:themeTint="A6"/>
-              <w:sz w:val="14"/>
-              <w:lang w:val="en-US"/>
-            </w:rPr>
-            <w:t>3896403200</w:t>
           </w:r>
         </w:p>
         <w:p>
